--- a/Результаты/Лабораторная_17_Надёжность_и_тренды_SiC_GaN.docx
+++ b/Результаты/Лабораторная_17_Надёжность_и_тренды_SiC_GaN.docx
@@ -39,23 +39,85 @@
         <w:pStyle w:val="Heading2"/>
       </w:pPr>
       <w:r>
-        <w:t>Инструменты</w:t>
+        <w:t>Теория и расчёт (до симуляции)</w:t>
       </w:r>
     </w:p>
     <w:p>
-      <w:pPr>
-        <w:pStyle w:val="ListBullet"/>
-      </w:pPr>
       <w:r>
-        <w:t>LTspice (модели Si MOSFET/IGBT и SiC/GaN из библиотек производителей).</w:t>
+        <w:rPr>
+          <w:rFonts w:ascii="Consolas" w:hAnsi="Consolas"/>
+          <w:color w:val="C03030"/>
+          <w:sz w:val="20"/>
+        </w:rPr>
+        <w:t>P_cond = I_rms²·R_DS(on)</w:t>
+      </w:r>
+      <w:r>
+        <w:t xml:space="preserve">; </w:t>
+      </w:r>
+      <w:r>
+        <w:rPr>
+          <w:rFonts w:ascii="Consolas" w:hAnsi="Consolas"/>
+          <w:color w:val="C03030"/>
+          <w:sz w:val="20"/>
+        </w:rPr>
+        <w:t>P_sw = (E_on+E_off)·f_sw</w:t>
+      </w:r>
+      <w:r>
+        <w:t xml:space="preserve">; </w:t>
+      </w:r>
+      <w:r>
+        <w:rPr>
+          <w:rFonts w:ascii="Consolas" w:hAnsi="Consolas"/>
+          <w:color w:val="C03030"/>
+          <w:sz w:val="20"/>
+        </w:rPr>
+        <w:t>η = P_вых/(P_вых+P_потерь)</w:t>
+      </w:r>
+      <w:r>
+        <w:t>.</w:t>
       </w:r>
     </w:p>
     <w:p>
-      <w:pPr>
-        <w:pStyle w:val="ListBullet"/>
-      </w:pPr>
       <w:r>
-        <w:t>MATLAB/Simulink (опционально для системного КПД).</w:t>
+        <w:t xml:space="preserve">У SiC/GaN </w:t>
+      </w:r>
+      <w:r>
+        <w:rPr>
+          <w:rFonts w:ascii="Consolas" w:hAnsi="Consolas"/>
+          <w:color w:val="C03030"/>
+          <w:sz w:val="20"/>
+        </w:rPr>
+        <w:t>E_on+E_off</w:t>
+      </w:r>
+      <w:r>
+        <w:t xml:space="preserve"> в разы меньше → можно поднять </w:t>
+      </w:r>
+      <w:r>
+        <w:rPr>
+          <w:rFonts w:ascii="Consolas" w:hAnsi="Consolas"/>
+          <w:color w:val="C03030"/>
+          <w:sz w:val="20"/>
+        </w:rPr>
+        <w:t>f_sw</w:t>
+      </w:r>
+      <w:r>
+        <w:t xml:space="preserve">, уменьшив </w:t>
+      </w:r>
+      <w:r>
+        <w:rPr>
+          <w:rFonts w:ascii="Consolas" w:hAnsi="Consolas"/>
+          <w:color w:val="C03030"/>
+          <w:sz w:val="20"/>
+        </w:rPr>
+        <w:t>L, C ∝ 1/f</w:t>
+      </w:r>
+      <w:r>
+        <w:t>.</w:t>
+      </w:r>
+    </w:p>
+    <w:p>
+      <w:r>
+        <w:t>────────────────────────────────────────</w:t>
       </w:r>
     </w:p>
     <w:p>
@@ -63,7 +125,15 @@
         <w:pStyle w:val="Heading2"/>
       </w:pPr>
       <w:r>
-        <w:t>Задание</w:t>
+        <w:t>Часть A. Базовая точка на Si (LTspice)</w:t>
+      </w:r>
+    </w:p>
+    <w:p>
+      <w:pPr>
+        <w:pStyle w:val="Heading3"/>
+      </w:pPr>
+      <w:r>
+        <w:t>A1. Схема</w:t>
       </w:r>
     </w:p>
     <w:p>
@@ -71,7 +141,51 @@
         <w:pStyle w:val="ListNumber"/>
       </w:pPr>
       <w:r>
-        <w:t>Возьмите Buck или Boost из ЛР-09. Поставьте Si-MOSFET (или IGBT).</w:t>
+        <w:t xml:space="preserve">Buck из ЛР-09: </w:t>
+      </w:r>
+      <w:r>
+        <w:rPr>
+          <w:rFonts w:ascii="Consolas" w:hAnsi="Consolas"/>
+          <w:color w:val="C03030"/>
+          <w:sz w:val="20"/>
+        </w:rPr>
+        <w:t>U_вх = 24 В</w:t>
+      </w:r>
+      <w:r>
+        <w:t xml:space="preserve">, </w:t>
+      </w:r>
+      <w:r>
+        <w:rPr>
+          <w:rFonts w:ascii="Consolas" w:hAnsi="Consolas"/>
+          <w:color w:val="C03030"/>
+          <w:sz w:val="20"/>
+        </w:rPr>
+        <w:t>U_вых = 12 В</w:t>
+      </w:r>
+      <w:r>
+        <w:t xml:space="preserve">, </w:t>
+      </w:r>
+      <w:r>
+        <w:rPr>
+          <w:rFonts w:ascii="Consolas" w:hAnsi="Consolas"/>
+          <w:color w:val="C03030"/>
+          <w:sz w:val="20"/>
+        </w:rPr>
+        <w:t>R = 6 Ом</w:t>
+      </w:r>
+      <w:r>
+        <w:t xml:space="preserve">, </w:t>
+      </w:r>
+      <w:r>
+        <w:rPr>
+          <w:rFonts w:ascii="Consolas" w:hAnsi="Consolas"/>
+          <w:color w:val="C03030"/>
+          <w:sz w:val="20"/>
+        </w:rPr>
+        <w:t>f_sw = 50 кГц</w:t>
+      </w:r>
+      <w:r>
+        <w:t>.</w:t>
       </w:r>
     </w:p>
     <w:p>
@@ -79,7 +193,37 @@
         <w:pStyle w:val="ListNumber"/>
       </w:pPr>
       <w:r>
-        <w:t>Измерьте потери проводимости и переключения при f_sw = 50 кГц. Рассчитайте КПД.</w:t>
+        <w:t xml:space="preserve">Ключ — Si-MOSFET (например </w:t>
+      </w:r>
+      <w:r>
+        <w:rPr>
+          <w:rFonts w:ascii="Consolas" w:hAnsi="Consolas"/>
+          <w:color w:val="C03030"/>
+          <w:sz w:val="20"/>
+        </w:rPr>
+        <w:t>IRFB4110</w:t>
+      </w:r>
+      <w:r>
+        <w:t xml:space="preserve">) с драйвером </w:t>
+      </w:r>
+      <w:r>
+        <w:rPr>
+          <w:rFonts w:ascii="Consolas" w:hAnsi="Consolas"/>
+          <w:color w:val="C03030"/>
+          <w:sz w:val="20"/>
+        </w:rPr>
+        <w:t>R_g = 10 Ом</w:t>
+      </w:r>
+      <w:r>
+        <w:t>.</w:t>
+      </w:r>
+    </w:p>
+    <w:p>
+      <w:pPr>
+        <w:pStyle w:val="Heading3"/>
+      </w:pPr>
+      <w:r>
+        <w:t>A2. Измерения</w:t>
       </w:r>
     </w:p>
     <w:p>
@@ -87,7 +231,37 @@
         <w:pStyle w:val="ListNumber"/>
       </w:pPr>
       <w:r>
-        <w:t>Замените на SiC/GaN-ключ с близким классом напряжения/тока. Повторите измерения.</w:t>
+        <w:rPr>
+          <w:rFonts w:ascii="Consolas" w:hAnsi="Consolas"/>
+          <w:color w:val="C03030"/>
+          <w:sz w:val="20"/>
+        </w:rPr>
+        <w:t>P_cond</w:t>
+      </w:r>
+      <w:r>
+        <w:t xml:space="preserve">: </w:t>
+      </w:r>
+      <w:r>
+        <w:rPr>
+          <w:rFonts w:ascii="Consolas" w:hAnsi="Consolas"/>
+          <w:color w:val="C03030"/>
+          <w:sz w:val="20"/>
+        </w:rPr>
+        <w:t>⟨Id²⟩·R_DS(on)</w:t>
+      </w:r>
+      <w:r>
+        <w:t xml:space="preserve"> (или </w:t>
+      </w:r>
+      <w:r>
+        <w:rPr>
+          <w:rFonts w:ascii="Consolas" w:hAnsi="Consolas"/>
+          <w:color w:val="C03030"/>
+          <w:sz w:val="20"/>
+        </w:rPr>
+        <w:t>⟨V_DS·Id⟩</w:t>
+      </w:r>
+      <w:r>
+        <w:t xml:space="preserve"> в открытом состоянии).</w:t>
       </w:r>
     </w:p>
     <w:p>
@@ -95,7 +269,37 @@
         <w:pStyle w:val="ListNumber"/>
       </w:pPr>
       <w:r>
-        <w:t>Поднимите f_sw для SiC/GaN (например, 200–500 кГц) и оцените, насколько уменьшаются L и C при сохранении пульсаций.</w:t>
+        <w:rPr>
+          <w:rFonts w:ascii="Consolas" w:hAnsi="Consolas"/>
+          <w:color w:val="C03030"/>
+          <w:sz w:val="20"/>
+        </w:rPr>
+        <w:t>P_sw</w:t>
+      </w:r>
+      <w:r>
+        <w:t xml:space="preserve">: интегрируйте </w:t>
+      </w:r>
+      <w:r>
+        <w:rPr>
+          <w:rFonts w:ascii="Consolas" w:hAnsi="Consolas"/>
+          <w:color w:val="C03030"/>
+          <w:sz w:val="20"/>
+        </w:rPr>
+        <w:t>V_DS·Id</w:t>
+      </w:r>
+      <w:r>
+        <w:t xml:space="preserve"> на интервалах коммутации × </w:t>
+      </w:r>
+      <w:r>
+        <w:rPr>
+          <w:rFonts w:ascii="Consolas" w:hAnsi="Consolas"/>
+          <w:color w:val="C03030"/>
+          <w:sz w:val="20"/>
+        </w:rPr>
+        <w:t>f_sw</w:t>
+      </w:r>
+      <w:r>
+        <w:t>.</w:t>
       </w:r>
     </w:p>
     <w:p>
@@ -103,7 +307,20 @@
         <w:pStyle w:val="ListNumber"/>
       </w:pPr>
       <w:r>
-        <w:t>Сведите результаты, сделайте вывод о компромиссе «стоимость/КПД/габариты».</w:t>
+        <w:rPr>
+          <w:rFonts w:ascii="Consolas" w:hAnsi="Consolas"/>
+          <w:color w:val="C03030"/>
+          <w:sz w:val="20"/>
+        </w:rPr>
+        <w:t>η = P_вых/(P_вх)</w:t>
+      </w:r>
+      <w:r>
+        <w:t>.</w:t>
+      </w:r>
+    </w:p>
+    <w:p>
+      <w:r>
+        <w:t>────────────────────────────────────────</w:t>
       </w:r>
     </w:p>
     <w:p>
@@ -111,42 +328,222 @@
         <w:pStyle w:val="Heading2"/>
       </w:pPr>
       <w:r>
-        <w:t>Расчётная часть</w:t>
+        <w:t>Часть B. Замена на SiC/GaN</w:t>
+      </w:r>
+    </w:p>
+    <w:p>
+      <w:pPr>
+        <w:pStyle w:val="Heading3"/>
+      </w:pPr>
+      <w:r>
+        <w:t>B1. Схема</w:t>
+      </w:r>
+    </w:p>
+    <w:p>
+      <w:pPr>
+        <w:pStyle w:val="ListNumber"/>
+      </w:pPr>
+      <w:r>
+        <w:t xml:space="preserve">Замените ключ на SiC-MOSFET (например </w:t>
+      </w:r>
+      <w:r>
+        <w:rPr>
+          <w:rFonts w:ascii="Consolas" w:hAnsi="Consolas"/>
+          <w:color w:val="C03030"/>
+          <w:sz w:val="20"/>
+        </w:rPr>
+        <w:t>C3M0065090D</w:t>
+      </w:r>
+      <w:r>
+        <w:t>) или GaN (модель производителя), близкого класса по U/I.</w:t>
+      </w:r>
+    </w:p>
+    <w:p>
+      <w:pPr>
+        <w:pStyle w:val="ListNumber"/>
+      </w:pPr>
+      <w:r>
+        <w:rPr>
+          <w:rFonts w:ascii="Consolas" w:hAnsi="Consolas"/>
+          <w:color w:val="C03030"/>
+          <w:sz w:val="20"/>
+        </w:rPr>
+        <w:t>R_g</w:t>
+      </w:r>
+      <w:r>
+        <w:t xml:space="preserve"> подберите по datasheet (обычно меньше).</w:t>
+      </w:r>
+    </w:p>
+    <w:p>
+      <w:pPr>
+        <w:pStyle w:val="ListNumber"/>
+      </w:pPr>
+      <w:r>
+        <w:t xml:space="preserve">Повторите измерения P_cond, P_sw, η при </w:t>
+      </w:r>
+      <w:r>
+        <w:rPr>
+          <w:rFonts w:ascii="Consolas" w:hAnsi="Consolas"/>
+          <w:color w:val="C03030"/>
+          <w:sz w:val="20"/>
+        </w:rPr>
+        <w:t>f_sw = 50 кГц</w:t>
+      </w:r>
+      <w:r>
+        <w:t>.</w:t>
+      </w:r>
+    </w:p>
+    <w:p>
+      <w:pPr>
+        <w:pStyle w:val="Heading3"/>
+      </w:pPr>
+      <w:r>
+        <w:t>B2. Повышение частоты</w:t>
+      </w:r>
+    </w:p>
+    <w:p>
+      <w:pPr>
+        <w:pStyle w:val="ListNumber"/>
+      </w:pPr>
+      <w:r>
+        <w:t xml:space="preserve">Для SiC/GaN поднимите </w:t>
+      </w:r>
+      <w:r>
+        <w:rPr>
+          <w:rFonts w:ascii="Consolas" w:hAnsi="Consolas"/>
+          <w:color w:val="C03030"/>
+          <w:sz w:val="20"/>
+        </w:rPr>
+        <w:t>f_sw</w:t>
+      </w:r>
+      <w:r>
+        <w:t xml:space="preserve"> до 200, 500 кГц.</w:t>
+      </w:r>
+    </w:p>
+    <w:p>
+      <w:pPr>
+        <w:pStyle w:val="ListNumber"/>
+      </w:pPr>
+      <w:r>
+        <w:t xml:space="preserve">Пересчитайте </w:t>
+      </w:r>
+      <w:r>
+        <w:rPr>
+          <w:rFonts w:ascii="Consolas" w:hAnsi="Consolas"/>
+          <w:color w:val="C03030"/>
+          <w:sz w:val="20"/>
+        </w:rPr>
+        <w:t>L</w:t>
+      </w:r>
+      <w:r>
+        <w:t xml:space="preserve"> и </w:t>
+      </w:r>
+      <w:r>
+        <w:rPr>
+          <w:rFonts w:ascii="Consolas" w:hAnsi="Consolas"/>
+          <w:color w:val="C03030"/>
+          <w:sz w:val="20"/>
+        </w:rPr>
+        <w:t>C</w:t>
+      </w:r>
+      <w:r>
+        <w:t xml:space="preserve"> для тех же пульсаций (</w:t>
+      </w:r>
+      <w:r>
+        <w:rPr>
+          <w:rFonts w:ascii="Consolas" w:hAnsi="Consolas"/>
+          <w:color w:val="C03030"/>
+          <w:sz w:val="20"/>
+        </w:rPr>
+        <w:t>L ∝ 1/f</w:t>
+      </w:r>
+      <w:r>
+        <w:t xml:space="preserve">): при 500 кГц </w:t>
+      </w:r>
+      <w:r>
+        <w:rPr>
+          <w:rFonts w:ascii="Consolas" w:hAnsi="Consolas"/>
+          <w:color w:val="C03030"/>
+          <w:sz w:val="20"/>
+        </w:rPr>
+        <w:t>L = 100·(50/500) = 10 мкГн</w:t>
+      </w:r>
+      <w:r>
+        <w:t>.</w:t>
+      </w:r>
+    </w:p>
+    <w:p>
+      <w:pPr>
+        <w:pStyle w:val="ListNumber"/>
+      </w:pPr>
+      <w:r>
+        <w:t>Снимите потери и КПД, отметьте уменьшение габаритов пассивных элементов.</w:t>
       </w:r>
     </w:p>
     <w:p>
       <w:r>
-        <w:t>| Параметр | Si | SiC/GaN |</w:t>
+        <w:t>────────────────────────────────────────</w:t>
+      </w:r>
+    </w:p>
+    <w:p>
+      <w:pPr>
+        <w:pStyle w:val="Heading2"/>
+      </w:pPr>
+      <w:r>
+        <w:t>Таблица результатов</w:t>
       </w:r>
     </w:p>
     <w:p>
       <w:r>
-        <w:t>|----------|----|---------|</w:t>
+        <w:t>| Параметр | Si (50 кГц) | SiC/GaN (50 кГц) | SiC/GaN (500 кГц) |</w:t>
       </w:r>
     </w:p>
     <w:p>
       <w:r>
-        <w:t>| P_cond | | |</w:t>
+        <w:t>|----------|-------------|-------------------|--------------------|</w:t>
       </w:r>
     </w:p>
     <w:p>
       <w:r>
-        <w:t>| P_sw (50 кГц) | | |</w:t>
+        <w:t>| P_cond, Вт | | | |</w:t>
       </w:r>
     </w:p>
     <w:p>
       <w:r>
-        <w:t>| КПД (50 кГц) | | |</w:t>
+        <w:t>| P_sw, Вт | | | |</w:t>
       </w:r>
     </w:p>
     <w:p>
       <w:r>
-        <w:t>| Макс. практичная f_sw | | |</w:t>
+        <w:t>| КПД, % | | | |</w:t>
       </w:r>
     </w:p>
     <w:p>
       <w:r>
-        <w:t>| Габариты L, C при высокой f | — | |</w:t>
+        <w:t>| L для тех же пульсаций | 100 мкГн | 100 мкГн | 10 мкГн |</w:t>
+      </w:r>
+    </w:p>
+    <w:p>
+      <w:r>
+        <w:t>| Звон/dV/dt | | | |</w:t>
+      </w:r>
+    </w:p>
+    <w:p>
+      <w:r>
+        <w:t>────────────────────────────────────────</w:t>
+      </w:r>
+    </w:p>
+    <w:p>
+      <w:pPr>
+        <w:pStyle w:val="Heading2"/>
+      </w:pPr>
+      <w:r>
+        <w:t>Часть C. Выводы по курсу</w:t>
+      </w:r>
+    </w:p>
+    <w:p>
+      <w:r>
+        <w:t>Сопоставьте компромисс «стоимость / КПД / габариты». Когда переход на SiC/GaN экономически оправдан (высокая частота, высокий КПД, компактность), а когда достаточно Si.</w:t>
       </w:r>
     </w:p>
     <w:p>
@@ -183,6 +580,14 @@
     </w:p>
     <w:p>
       <w:pPr>
+        <w:pStyle w:val="ListNumber"/>
+      </w:pPr>
+      <w:r>
+        <w:t>Какие механизмы отказа ограничивают срок службы силовых модулей?</w:t>
+      </w:r>
+    </w:p>
+    <w:p>
+      <w:pPr>
         <w:pStyle w:val="Heading2"/>
       </w:pPr>
       <w:r>
@@ -191,7 +596,7 @@
     </w:p>
     <w:p>
       <w:r>
-        <w:t>Цель → схема → измерения Si → измерения SiC/GaN → сводная таблица → итоговые выводы по курсу.</w:t>
+        <w:t>Цель → расчёт → схема → измерения Si → измерения SiC/GaN → высокая частота → сводная таблица → итоговые выводы по курсу.</w:t>
       </w:r>
     </w:p>
     <w:sectPr>
